--- a/workspaces/instructivos/PCE6_PROCEDIMIENTO_PARA_LA_FACTURACION_DE_PAGOS_DE_IMPUESTOS.docx
+++ b/workspaces/instructivos/PCE6_PROCEDIMIENTO_PARA_LA_FACTURACION_DE_PAGOS_DE_IMPUESTOS.docx
@@ -204,7 +204,6 @@
             <w:alias w:val="Título"/>
             <w:tag w:val=""/>
             <w:id w:val="1735040861"/>
-            <w:dataBinding w:prefixMappings="xmlns:ns0='http://purl.org/dc/elements/1.1/' xmlns:ns1='http://schemas.openxmlformats.org/package/2006/metadata/core-properties' " w:xpath="/ns1:coreProperties[1]/ns0:title[1]" w:storeItemID="{6C3C8BC8-F283-45AE-878A-BAB7291924A1}"/>
             <w:text/>
           </w:sdtPr>
           <w:sdtEndPr>
@@ -436,7 +435,6 @@
             <w:alias w:val="Subtítulo"/>
             <w:tag w:val=""/>
             <w:id w:val="328029620"/>
-            <w:dataBinding w:prefixMappings="xmlns:ns0='http://purl.org/dc/elements/1.1/' xmlns:ns1='http://schemas.openxmlformats.org/package/2006/metadata/core-properties' " w:xpath="/ns1:coreProperties[1]/ns0:subject[1]" w:storeItemID="{6C3C8BC8-F283-45AE-878A-BAB7291924A1}"/>
             <w:text/>
           </w:sdtPr>
           <w:sdtEndPr/>
@@ -1151,7 +1149,6 @@
             <w:alias w:val="Subtítulo"/>
             <w:tag w:val=""/>
             <w:id w:val="-107509445"/>
-            <w:dataBinding w:prefixMappings="xmlns:ns0='http://purl.org/dc/elements/1.1/' xmlns:ns1='http://schemas.openxmlformats.org/package/2006/metadata/core-properties' " w:xpath="/ns1:coreProperties[1]/ns0:subject[1]" w:storeItemID="{6C3C8BC8-F283-45AE-878A-BAB7291924A1}"/>
             <w:text/>
           </w:sdtPr>
           <w:sdtEndPr/>

--- a/workspaces/instructivos/PCE6_PROCEDIMIENTO_PARA_LA_FACTURACION_DE_PAGOS_DE_IMPUESTOS.docx
+++ b/workspaces/instructivos/PCE6_PROCEDIMIENTO_PARA_LA_FACTURACION_DE_PAGOS_DE_IMPUESTOS.docx
@@ -1237,7 +1237,7 @@
               <w:b/>
               <w:bCs/>
             </w:rPr>
-            <w:t xml:space="preserve">CLAVE: </w:t>
+            <w:t xml:space="preserve">CLAVE: PCE6</w:t>
           </w:r>
         </w:p>
       </w:tc>
@@ -1262,15 +1262,6 @@
             <w:pStyle w:val="Encabezado"/>
             <w:jc w:val="center"/>
           </w:pPr>
-          <w:r>
-            <w:rPr>
-              <w:b/>
-              <w:bCs/>
-              <w:sz w:val="24"/>
-              <w:szCs w:val="24"/>
-            </w:rPr>
-            <w:t>PCE6</w:t>
-          </w:r>
         </w:p>
       </w:tc>
       <w:tc>

--- a/workspaces/instructivos/PCE6_PROCEDIMIENTO_PARA_LA_FACTURACION_DE_PAGOS_DE_IMPUESTOS.docx
+++ b/workspaces/instructivos/PCE6_PROCEDIMIENTO_PARA_LA_FACTURACION_DE_PAGOS_DE_IMPUESTOS.docx
@@ -667,12 +667,17 @@
     </w:p>
     <w:p>
       <w:r>
-        <w:t>CRM PROTEG-RT y/o SIGA (segun aplique al procedimiento).</w:t>
+        <w:t xml:space="preserve">Comprobante de pago del impuesto (emitido tras el pago del ISN).</w:t>
       </w:r>
     </w:p>
     <w:p>
       <w:r>
-        <w:t>Archivos internos de respaldo mencionados en el procedimiento.</w:t>
+        <w:t xml:space="preserve">Acceso a internet.</w:t>
+      </w:r>
+    </w:p>
+    <w:p>
+      <w:r>
+        <w:t xml:space="preserve">Portal de Gobierno del Estado de Jalisco: https://gobiernoenlinea1.jalisco.gob.mx.</w:t>
       </w:r>
     </w:p>
     <w:p>
@@ -702,7 +707,22 @@
     </w:p>
     <w:p>
       <w:r>
-        <w:t>Definiciones basadas en el contenido del procedimiento.</w:t>
+        <w:t xml:space="preserve">ISN (Impuesto Sobre Nómina): Impuesto estatal que grava las erogaciones en dinero o en especie por concepto de remuneraciones al trabajo personal subordinado.</w:t>
+      </w:r>
+    </w:p>
+    <w:p>
+      <w:r>
+        <w:t xml:space="preserve">Portal de facturación electrónica: Plataforma web del Gobierno del Estado de Jalisco (https://facturacionhacienda.jalisco.gob.mx) utilizada para emitir CFDI de pagos de impuestos.</w:t>
+      </w:r>
+    </w:p>
+    <w:p>
+      <w:r>
+        <w:t xml:space="preserve">Comprobante de pago: Documento emitido por el portal de Gobierno del Estado de Jalisco que acredita el pago del impuesto y contiene el folio para su facturación electrónica.</w:t>
+      </w:r>
+    </w:p>
+    <w:p>
+      <w:r>
+        <w:t xml:space="preserve">CFDI (Comprobante Fiscal Digital por Internet): Documento electrónico que ampara una transacción para efectos fiscales ante el SAT.</w:t>
       </w:r>
     </w:p>
     <w:p>
@@ -732,175 +752,1012 @@
       </w:r>
     </w:p>
     <w:p>
-      <w:r>
+      <w:pPr>
+        <w:rPr>
+          <w:lang w:val="es-MX"/>
+        </w:rPr>
+      </w:pPr>
+      <w:r>
+        <w:rPr>
+          <w:b/>
+          <w:lang w:val="es-MX"/>
+        </w:rPr>
         <w:t>3. Responsables</w:t>
       </w:r>
     </w:p>
     <w:p>
-      <w:r>
+      <w:pPr>
+        <w:rPr>
+          <w:lang w:val="es-MX"/>
+        </w:rPr>
+      </w:pPr>
+      <w:r>
+        <w:rPr>
+          <w:lang w:val="es-MX"/>
+        </w:rPr>
         <w:t>- Director General: Realiza el pago del impuesto correspondiente.</w:t>
+      </w:r>
+      <w:r>
+        <w:rPr>
+          <w:lang w:val="es-MX"/>
+        </w:rPr>
         <w:br/>
-        <w:t>- Gerente de Cobranza: Efectúa la facturación en el portal oficial y registra la información en el archivo físico.</w:t>
+        <w:t xml:space="preserve">- </w:t>
+      </w:r>
+      <w:r>
+        <w:rPr>
+          <w:lang w:val="es-MX"/>
+        </w:rPr>
+        <w:t>Gerente de Cobranza</w:t>
+      </w:r>
+      <w:r>
+        <w:rPr>
+          <w:lang w:val="es-MX"/>
+        </w:rPr>
+        <w:t>: Efectúa la facturación en el portal oficial y registra la información en el archivo físico.</w:t>
       </w:r>
     </w:p>
     <w:p>
-      <w:r>
+      <w:pPr>
+        <w:rPr>
+          <w:lang w:val="es-MX"/>
+        </w:rPr>
+      </w:pPr>
+      <w:r>
+        <w:rPr>
+          <w:b/>
+          <w:lang w:val="es-MX"/>
+        </w:rPr>
         <w:t>4. Documentos y herramientas requeridas</w:t>
       </w:r>
     </w:p>
     <w:p>
-      <w:r>
-        <w:t>- Comprobante de pago del impuesto (emitido tras el pago del ISN).</w:t>
+      <w:pPr>
+        <w:rPr>
+          <w:lang w:val="es-MX"/>
+        </w:rPr>
+      </w:pPr>
+      <w:r>
+        <w:rPr>
+          <w:lang w:val="es-MX"/>
+        </w:rPr>
+        <w:t>- Comproban</w:t>
+      </w:r>
+      <w:r>
+        <w:rPr>
+          <w:lang w:val="es-MX"/>
+        </w:rPr>
+        <w:t>te de pago del impuesto (emitido tras el pago del ISN).</w:t>
+      </w:r>
+      <w:r>
+        <w:rPr>
+          <w:lang w:val="es-MX"/>
+        </w:rPr>
         <w:br/>
         <w:t>- Acceso a internet.</w:t>
+      </w:r>
+      <w:r>
+        <w:rPr>
+          <w:lang w:val="es-MX"/>
+        </w:rPr>
         <w:br/>
         <w:t>- Portal de Gobierno del Estado de Jalisco: https://gobiernoenlinea1.jalisco.gob.mx</w:t>
+      </w:r>
+      <w:r>
+        <w:rPr>
+          <w:lang w:val="es-MX"/>
+        </w:rPr>
         <w:br/>
-        <w:t>- Formato físico del pago del impuesto</w:t>
+        <w:t>- Formato físico de</w:t>
+      </w:r>
+      <w:r>
+        <w:rPr>
+          <w:lang w:val="es-MX"/>
+        </w:rPr>
+        <w:t>l pago del impuesto</w:t>
+      </w:r>
+      <w:r>
+        <w:rPr>
+          <w:lang w:val="es-MX"/>
+        </w:rPr>
         <w:br/>
         <w:t>- Carpeta “Bancos (AÑO)” para archivo físico.</w:t>
       </w:r>
     </w:p>
     <w:p>
-      <w:r>
-        <w:t>5. Procedimiento</w:t>
+      <w:pPr>
+        <w:rPr>
+          <w:sz w:val="28"/>
+          <w:szCs w:val="28"/>
+          <w:lang w:val="es-MX"/>
+        </w:rPr>
+      </w:pPr>
+      <w:r>
+        <w:rPr>
+          <w:b/>
+          <w:sz w:val="28"/>
+          <w:szCs w:val="28"/>
+          <w:lang w:val="es-MX"/>
+        </w:rPr>
+        <w:t>5. Proc</w:t>
+      </w:r>
+      <w:r>
+        <w:rPr>
+          <w:b/>
+          <w:sz w:val="28"/>
+          <w:szCs w:val="28"/>
+          <w:lang w:val="es-MX"/>
+        </w:rPr>
+        <w:t>edimiento</w:t>
       </w:r>
     </w:p>
     <w:p>
-      <w:r>
+      <w:pPr>
+        <w:rPr>
+          <w:sz w:val="24"/>
+          <w:szCs w:val="24"/>
+          <w:lang w:val="es-MX"/>
+        </w:rPr>
+      </w:pPr>
+      <w:r>
+        <w:rPr>
+          <w:b/>
+          <w:sz w:val="24"/>
+          <w:szCs w:val="24"/>
+          <w:lang w:val="es-MX"/>
+        </w:rPr>
         <w:t>5.1 Acceso al portal de facturación</w:t>
       </w:r>
     </w:p>
     <w:p>
-      <w:r>
-        <w:t>Ingresar al sitio web https://gobiernoenlinea1.jalisco.gob.mx.</w:t>
+      <w:pPr>
+        <w:pStyle w:val="Listaconnmeros"/>
+        <w:rPr>
+          <w:lang w:val="es-MX"/>
+        </w:rPr>
+      </w:pPr>
+      <w:r>
+        <w:rPr>
+          <w:lang w:val="es-MX"/>
+        </w:rPr>
+        <w:t xml:space="preserve">Ingresar al sitio web </w:t>
+      </w:r>
+      <w:hyperlink r:id="rId8" w:history="1">
+        <w:r>
+          <w:rPr>
+            <w:rStyle w:val="Hipervnculo"/>
+            <w:lang w:val="es-MX"/>
+          </w:rPr>
+          <w:t>https://gobiernoenlinea1.jalisco.gob.mx</w:t>
+        </w:r>
+      </w:hyperlink>
+      <w:r>
+        <w:rPr>
+          <w:lang w:val="es-MX"/>
+        </w:rPr>
+        <w:t>.</w:t>
       </w:r>
     </w:p>
     <w:p>
-      <w:r>
-        <w:t>Se mostrará una ventana con los servicios en linea disponibles.</w:t>
+      <w:pPr>
+        <w:pStyle w:val="Listaconnmeros"/>
+        <w:rPr>
+          <w:lang w:val="es-MX"/>
+        </w:rPr>
+      </w:pPr>
+      <w:r>
+        <w:rPr>
+          <w:lang w:val="es-MX"/>
+        </w:rPr>
+        <w:t xml:space="preserve">Se mostrará una ventana con los </w:t>
+      </w:r>
+      <w:r>
+        <w:rPr>
+          <w:lang w:val="es-MX"/>
+        </w:rPr>
+        <w:t>servicios en linea</w:t>
+      </w:r>
+      <w:r>
+        <w:rPr>
+          <w:lang w:val="es-MX"/>
+        </w:rPr>
+        <w:t xml:space="preserve"> disponibles.</w:t>
       </w:r>
     </w:p>
     <w:p>
-      <w:r>
-        <w:t>Seleccionar la opción “Impuestos Sobre Nómina”.</w:t>
+      <w:pPr>
+        <w:pStyle w:val="Listaconnmeros"/>
+        <w:rPr>
+          <w:lang w:val="es-MX"/>
+        </w:rPr>
+      </w:pPr>
+      <w:r>
+        <w:rPr>
+          <w:lang w:val="es-MX"/>
+        </w:rPr>
+        <w:t xml:space="preserve">Seleccionar la opción </w:t>
+      </w:r>
+      <w:r>
+        <w:rPr>
+          <w:lang w:val="es-MX"/>
+        </w:rPr>
+        <w:t>“Impuestos Sobre Nómina”</w:t>
+      </w:r>
+      <w:r>
+        <w:rPr>
+          <w:lang w:val="es-MX"/>
+        </w:rPr>
+        <w:t>.</w:t>
       </w:r>
     </w:p>
     <w:p>
-      <w:r>
-        <w:t>En la ventana emergente, capturar los siguientes datos para inicio de sesión</w:t>
+      <w:pPr>
+        <w:pStyle w:val="Listaconnmeros"/>
+        <w:rPr>
+          <w:lang w:val="es-MX"/>
+        </w:rPr>
+      </w:pPr>
+      <w:r>
+        <w:rPr>
+          <w:lang w:val="es-MX"/>
+        </w:rPr>
+        <w:t>En la ventana emergente, capturar los siguientes datos</w:t>
+      </w:r>
+      <w:r>
+        <w:rPr>
+          <w:lang w:val="es-MX"/>
+        </w:rPr>
+        <w:t xml:space="preserve"> para inicio de sesión</w:t>
+      </w:r>
+      <w:r>
+        <w:rPr>
+          <w:lang w:val="es-MX"/>
+        </w:rPr>
         <w:br/>
         <w:t xml:space="preserve">  - Usuario</w:t>
+      </w:r>
+      <w:r>
+        <w:rPr>
+          <w:lang w:val="es-MX"/>
+        </w:rPr>
         <w:br/>
         <w:t xml:space="preserve">  - Contraseña</w:t>
       </w:r>
     </w:p>
     <w:p>
-      <w:r>
-        <w:t>Dar click en 'Ingresar'.</w:t>
+      <w:pPr>
+        <w:pStyle w:val="Listaconnmeros"/>
+      </w:pPr>
+      <w:r>
+        <w:t xml:space="preserve">Dar </w:t>
+      </w:r>
+      <w:r>
+        <w:t>click</w:t>
+      </w:r>
+      <w:r>
+        <w:t xml:space="preserve"> en '</w:t>
+      </w:r>
+      <w:r>
+        <w:rPr>
+          <w:lang w:val="es-MX"/>
+        </w:rPr>
+        <w:t>Ingresar</w:t>
+      </w:r>
+      <w:r>
+        <w:t>'.</w:t>
       </w:r>
     </w:p>
     <w:p>
-      <w:r>
-        <w:t>En “cuentas” verificamos que este la cuenta: 034113901 (ISN)</w:t>
+      <w:pPr>
+        <w:pStyle w:val="Listaconnmeros"/>
+        <w:rPr>
+          <w:lang w:val="es-MX"/>
+        </w:rPr>
+      </w:pPr>
+      <w:r>
+        <w:rPr>
+          <w:lang w:val="es-MX"/>
+        </w:rPr>
+        <w:t xml:space="preserve">En “cuentas” </w:t>
+      </w:r>
+      <w:r>
+        <w:rPr>
+          <w:lang w:val="es-MX"/>
+        </w:rPr>
+        <w:t xml:space="preserve">verificamos que este </w:t>
+      </w:r>
+      <w:r>
+        <w:rPr>
+          <w:lang w:val="es-MX"/>
+        </w:rPr>
+        <w:t>la c</w:t>
+      </w:r>
+      <w:r>
+        <w:rPr>
+          <w:lang w:val="es-MX"/>
+        </w:rPr>
+        <w:t xml:space="preserve">uenta: </w:t>
+      </w:r>
+      <w:r>
+        <w:rPr>
+          <w:rFonts w:ascii="Nutmeg-Book" w:hAnsi="Nutmeg-Book"/>
+          <w:color w:val="212529"/>
+          <w:shd w:val="clear" w:color="auto" w:fill="ECEDF3"/>
+          <w:lang w:val="es-MX"/>
+        </w:rPr>
+        <w:t>034113901 (ISN)</w:t>
       </w:r>
     </w:p>
     <w:p>
-      <w:r>
-        <w:t>Dar clic en “consultar pagos”</w:t>
+      <w:pPr>
+        <w:pStyle w:val="Listaconnmeros"/>
+        <w:rPr>
+          <w:lang w:val="es-MX"/>
+        </w:rPr>
+      </w:pPr>
+      <w:r>
+        <w:rPr>
+          <w:rFonts w:ascii="Nutmeg-Book" w:hAnsi="Nutmeg-Book"/>
+          <w:color w:val="212529"/>
+          <w:shd w:val="clear" w:color="auto" w:fill="ECEDF3"/>
+          <w:lang w:val="es-MX"/>
+        </w:rPr>
+        <w:t xml:space="preserve">Dar clic en “consultar pagos” </w:t>
       </w:r>
     </w:p>
     <w:p>
-      <w:r>
-        <w:t>Elegir el comprobante de pago correspondiente a la fecha del impuesto el cual deseamos facturar.</w:t>
+      <w:pPr>
+        <w:pStyle w:val="Listaconnmeros"/>
+        <w:rPr>
+          <w:lang w:val="es-MX"/>
+        </w:rPr>
+      </w:pPr>
+      <w:r>
+        <w:rPr>
+          <w:lang w:val="es-MX"/>
+        </w:rPr>
+        <w:lastRenderedPageBreak/>
+        <w:t xml:space="preserve">Elegir el comprobante </w:t>
+      </w:r>
+      <w:r>
+        <w:rPr>
+          <w:lang w:val="es-MX"/>
+        </w:rPr>
+        <w:t xml:space="preserve">de pago </w:t>
+      </w:r>
+      <w:r>
+        <w:rPr>
+          <w:lang w:val="es-MX"/>
+        </w:rPr>
+        <w:t>correspondiente a</w:t>
+      </w:r>
+      <w:r>
+        <w:rPr>
+          <w:lang w:val="es-MX"/>
+        </w:rPr>
+        <w:t xml:space="preserve"> la fecha del </w:t>
+      </w:r>
+      <w:r>
+        <w:rPr>
+          <w:lang w:val="es-MX"/>
+        </w:rPr>
+        <w:t>impuesto</w:t>
+      </w:r>
+      <w:r>
+        <w:rPr>
+          <w:lang w:val="es-MX"/>
+        </w:rPr>
+        <w:t xml:space="preserve"> el cual deseamos </w:t>
+      </w:r>
+      <w:r>
+        <w:rPr>
+          <w:lang w:val="es-MX"/>
+        </w:rPr>
+        <w:t>facturar.</w:t>
       </w:r>
     </w:p>
     <w:p>
-      <w:r>
+      <w:pPr>
+        <w:pStyle w:val="Listaconnmeros"/>
+        <w:rPr>
+          <w:lang w:val="es-MX"/>
+        </w:rPr>
+      </w:pPr>
+      <w:r>
+        <w:rPr>
+          <w:lang w:val="es-MX"/>
+        </w:rPr>
         <w:t>Dar clic en 'Descargar comprobante'.</w:t>
       </w:r>
     </w:p>
     <w:p>
-      <w:r>
-        <w:t>5.2 Emisión de la factura electrónica</w:t>
+      <w:pPr>
+        <w:rPr>
+          <w:sz w:val="24"/>
+          <w:szCs w:val="24"/>
+        </w:rPr>
+      </w:pPr>
+      <w:r>
+        <w:rPr>
+          <w:b/>
+          <w:sz w:val="24"/>
+          <w:szCs w:val="24"/>
+        </w:rPr>
+        <w:t xml:space="preserve">5.2 </w:t>
+      </w:r>
+      <w:proofErr w:type="spellStart"/>
+      <w:r>
+        <w:rPr>
+          <w:b/>
+          <w:sz w:val="24"/>
+          <w:szCs w:val="24"/>
+        </w:rPr>
+        <w:t>Emisión</w:t>
+      </w:r>
+      <w:proofErr w:type="spellEnd"/>
+      <w:r>
+        <w:rPr>
+          <w:b/>
+          <w:sz w:val="24"/>
+          <w:szCs w:val="24"/>
+        </w:rPr>
+        <w:t xml:space="preserve"> de la factura electrónica</w:t>
       </w:r>
     </w:p>
     <w:p>
+      <w:pPr>
+        <w:pStyle w:val="Listaconnmeros"/>
+      </w:pPr>
       <w:r>
         <w:t>Abrir el comprobante descargado.</w:t>
       </w:r>
     </w:p>
     <w:p>
-      <w:r>
-        <w:t>En la parte superior del recibo, dar clic en el link que dirige al portal de facturación electrónica. https://facturacionhacienda.jalisco.gob.mx</w:t>
-      </w:r>
+      <w:pPr>
+        <w:pStyle w:val="Listaconnmeros"/>
+        <w:rPr>
+          <w:lang w:val="es-MX"/>
+        </w:rPr>
+      </w:pPr>
+      <w:r>
+        <w:rPr>
+          <w:lang w:val="es-MX"/>
+        </w:rPr>
+        <w:t>En la</w:t>
+      </w:r>
+      <w:r>
+        <w:rPr>
+          <w:lang w:val="es-MX"/>
+        </w:rPr>
+        <w:t xml:space="preserve"> parte superior del recibo, dar clic en el link que dirige al portal de facturación electrónica.</w:t>
+      </w:r>
+      <w:r>
+        <w:rPr>
+          <w:lang w:val="es-MX"/>
+        </w:rPr>
+        <w:t xml:space="preserve"> </w:t>
+      </w:r>
+      <w:hyperlink r:id="rId9" w:history="1">
+        <w:r>
+          <w:rPr>
+            <w:rStyle w:val="Hipervnculo"/>
+            <w:lang w:val="es-MX"/>
+          </w:rPr>
+          <w:t>https://facturacionhacienda.jalisco.gob.mx</w:t>
+        </w:r>
+      </w:hyperlink>
     </w:p>
     <w:p>
-      <w:r>
-        <w:t xml:space="preserve">Factruracion Electronica, capturar los datos solicitados: </w:t>
+      <w:pPr>
+        <w:pStyle w:val="Listaconnmeros"/>
+        <w:rPr>
+          <w:lang w:val="es-MX"/>
+        </w:rPr>
+      </w:pPr>
+      <w:proofErr w:type="spellStart"/>
+      <w:r>
+        <w:rPr>
+          <w:lang w:val="es-MX"/>
+        </w:rPr>
+        <w:t>Factruracion</w:t>
+      </w:r>
+      <w:proofErr w:type="spellEnd"/>
+      <w:r>
+        <w:rPr>
+          <w:lang w:val="es-MX"/>
+        </w:rPr>
+        <w:t xml:space="preserve"> </w:t>
+      </w:r>
+      <w:proofErr w:type="spellStart"/>
+      <w:r>
+        <w:rPr>
+          <w:lang w:val="es-MX"/>
+        </w:rPr>
+        <w:t>Electronica</w:t>
+      </w:r>
+      <w:proofErr w:type="spellEnd"/>
+      <w:r>
+        <w:rPr>
+          <w:lang w:val="es-MX"/>
+        </w:rPr>
+        <w:t xml:space="preserve">, capturar los datos solicitados: </w:t>
+      </w:r>
+      <w:r>
+        <w:rPr>
+          <w:lang w:val="es-MX"/>
+        </w:rPr>
         <w:br/>
-        <w:t xml:space="preserve">  - Folio para facturacion (indicado en la parte superior del recibo, junto al link), ejemplo</w:t>
+      </w:r>
+      <w:r>
+        <w:rPr>
+          <w:lang w:val="es-MX"/>
+        </w:rPr>
+        <w:t xml:space="preserve">  - Folio </w:t>
+      </w:r>
+      <w:r>
+        <w:rPr>
+          <w:lang w:val="es-MX"/>
+        </w:rPr>
+        <w:t xml:space="preserve">para </w:t>
+      </w:r>
+      <w:proofErr w:type="spellStart"/>
+      <w:r>
+        <w:rPr>
+          <w:lang w:val="es-MX"/>
+        </w:rPr>
+        <w:t>factura</w:t>
+      </w:r>
+      <w:r>
+        <w:rPr>
+          <w:lang w:val="es-MX"/>
+        </w:rPr>
+        <w:t>cion</w:t>
+      </w:r>
+      <w:proofErr w:type="spellEnd"/>
+      <w:r>
+        <w:rPr>
+          <w:lang w:val="es-MX"/>
+        </w:rPr>
+        <w:t xml:space="preserve"> (indicado en la parte superior del recibo, junto al link)</w:t>
+      </w:r>
+      <w:r>
+        <w:rPr>
+          <w:lang w:val="es-MX"/>
+        </w:rPr>
+        <w:t>, ejemplo</w:t>
       </w:r>
     </w:p>
     <w:p>
-      <w:r>
+      <w:pPr>
+        <w:pStyle w:val="Listaconnmeros"/>
+        <w:numPr>
+          <w:ilvl w:val="0"/>
+          <w:numId w:val="0"/>
+        </w:numPr>
+        <w:ind w:left="360"/>
+        <w:rPr>
+          <w:lang w:val="es-MX"/>
+        </w:rPr>
+      </w:pPr>
+      <w:r>
+        <w:rPr>
+          <w:lang w:val="es-MX"/>
+        </w:rPr>
         <w:t>Factura: 100247375830021</w:t>
+      </w:r>
+      <w:r>
+        <w:rPr>
+          <w:lang w:val="es-MX"/>
+        </w:rPr>
         <w:br/>
-        <w:t xml:space="preserve">  - Importe del pago $__________</w:t>
+        <w:t xml:space="preserve">  - Importe</w:t>
+      </w:r>
+      <w:r>
+        <w:rPr>
+          <w:lang w:val="es-MX"/>
+        </w:rPr>
+        <w:t xml:space="preserve"> del pago $__________</w:t>
       </w:r>
     </w:p>
     <w:p>
-      <w:r>
+      <w:pPr>
+        <w:pStyle w:val="Listaconnmeros"/>
+        <w:rPr>
+          <w:lang w:val="es-MX"/>
+        </w:rPr>
+      </w:pPr>
+      <w:r>
+        <w:rPr>
+          <w:lang w:val="es-MX"/>
+        </w:rPr>
         <w:t>Dar clic en “Agregar”</w:t>
       </w:r>
     </w:p>
     <w:p>
-      <w:r>
+      <w:pPr>
+        <w:pStyle w:val="Listaconnmeros"/>
+        <w:rPr>
+          <w:lang w:val="es-MX"/>
+        </w:rPr>
+      </w:pPr>
+      <w:r>
+        <w:rPr>
+          <w:lang w:val="es-MX"/>
+        </w:rPr>
         <w:t>Capturar los datos solicitados:</w:t>
+      </w:r>
+      <w:r>
+        <w:rPr>
+          <w:lang w:val="es-MX"/>
+        </w:rPr>
         <w:br/>
         <w:t xml:space="preserve">  - RFC</w:t>
+      </w:r>
+      <w:r>
+        <w:rPr>
+          <w:lang w:val="es-MX"/>
+        </w:rPr>
         <w:br/>
-        <w:t>- Razon Social</w:t>
+        <w:t xml:space="preserve">- </w:t>
+      </w:r>
+      <w:proofErr w:type="spellStart"/>
+      <w:r>
+        <w:rPr>
+          <w:lang w:val="es-MX"/>
+        </w:rPr>
+        <w:t>Razon</w:t>
+      </w:r>
+      <w:proofErr w:type="spellEnd"/>
+      <w:r>
+        <w:rPr>
+          <w:lang w:val="es-MX"/>
+        </w:rPr>
+        <w:t xml:space="preserve"> Social</w:t>
+      </w:r>
+      <w:r>
+        <w:rPr>
+          <w:lang w:val="es-MX"/>
+        </w:rPr>
         <w:br/>
-        <w:t>- Codigo Postal</w:t>
+        <w:t xml:space="preserve">- </w:t>
+      </w:r>
+      <w:proofErr w:type="spellStart"/>
+      <w:r>
+        <w:rPr>
+          <w:lang w:val="es-MX"/>
+        </w:rPr>
+        <w:t>Codigo</w:t>
+      </w:r>
+      <w:proofErr w:type="spellEnd"/>
+      <w:r>
+        <w:rPr>
+          <w:lang w:val="es-MX"/>
+        </w:rPr>
+        <w:t xml:space="preserve"> Postal</w:t>
+      </w:r>
+      <w:r>
+        <w:rPr>
+          <w:lang w:val="es-MX"/>
+        </w:rPr>
         <w:br/>
         <w:t xml:space="preserve">  - Correo electrónico</w:t>
       </w:r>
     </w:p>
     <w:p>
-      <w:r>
+      <w:pPr>
+        <w:pStyle w:val="Listaconnmeros"/>
+        <w:numPr>
+          <w:ilvl w:val="0"/>
+          <w:numId w:val="0"/>
+        </w:numPr>
+        <w:ind w:left="360"/>
+        <w:rPr>
+          <w:lang w:val="es-MX"/>
+        </w:rPr>
+      </w:pPr>
+      <w:r>
+        <w:rPr>
+          <w:lang w:val="es-MX"/>
+        </w:rPr>
         <w:t xml:space="preserve">  - Uso de CFDI: G03 – Gastos en general</w:t>
+      </w:r>
+      <w:r>
+        <w:rPr>
+          <w:lang w:val="es-MX"/>
+        </w:rPr>
         <w:br/>
         <w:t xml:space="preserve">  - Forma de pago: Efectivo</w:t>
+      </w:r>
+      <w:r>
+        <w:rPr>
+          <w:lang w:val="es-MX"/>
+        </w:rPr>
         <w:br/>
+      </w:r>
+      <w:r>
+        <w:rPr>
+          <w:lang w:val="es-MX"/>
+        </w:rPr>
         <w:t>Dar clic en 'Facturar transacción'.</w:t>
       </w:r>
     </w:p>
     <w:p>
-      <w:r>
-        <w:t>Ingresar nuevamente el correo electrónico para recibir la factura y seleccionar 'Enviar'.</w:t>
+      <w:pPr>
+        <w:pStyle w:val="Listaconnmeros"/>
+        <w:rPr>
+          <w:lang w:val="es-MX"/>
+        </w:rPr>
+      </w:pPr>
+      <w:r>
+        <w:rPr>
+          <w:lang w:val="es-MX"/>
+        </w:rPr>
+        <w:t xml:space="preserve">Ingresar nuevamente el </w:t>
+      </w:r>
+      <w:r>
+        <w:rPr>
+          <w:lang w:val="es-MX"/>
+        </w:rPr>
+        <w:t>correo electrónico para recibir la factura y seleccionar 'Enviar'.</w:t>
       </w:r>
     </w:p>
     <w:p>
-      <w:r>
-        <w:t>5.3 Registro y archivo</w:t>
-      </w:r>
+      <w:pPr>
+        <w:rPr>
+          <w:sz w:val="24"/>
+          <w:szCs w:val="24"/>
+        </w:rPr>
+      </w:pPr>
+      <w:r>
+        <w:rPr>
+          <w:b/>
+          <w:sz w:val="24"/>
+          <w:szCs w:val="24"/>
+        </w:rPr>
+        <w:t xml:space="preserve">5.3 </w:t>
+      </w:r>
+      <w:proofErr w:type="spellStart"/>
+      <w:r>
+        <w:rPr>
+          <w:b/>
+          <w:sz w:val="24"/>
+          <w:szCs w:val="24"/>
+        </w:rPr>
+        <w:t>Registro</w:t>
+      </w:r>
+      <w:proofErr w:type="spellEnd"/>
+      <w:r>
+        <w:rPr>
+          <w:b/>
+          <w:sz w:val="24"/>
+          <w:szCs w:val="24"/>
+        </w:rPr>
+        <w:t xml:space="preserve"> y </w:t>
+      </w:r>
+      <w:proofErr w:type="spellStart"/>
+      <w:r>
+        <w:rPr>
+          <w:b/>
+          <w:sz w:val="24"/>
+          <w:szCs w:val="24"/>
+        </w:rPr>
+        <w:t>archivo</w:t>
+      </w:r>
+      <w:proofErr w:type="spellEnd"/>
     </w:p>
     <w:p>
-      <w:r>
-        <w:t>Anotar el folio de la factura en la parte inferior del formato de pago en físico, anexar el comprobante de pago, o ticket de pago, proporcionado por el Director.</w:t>
+      <w:pPr>
+        <w:pStyle w:val="Listaconnmeros"/>
+        <w:rPr>
+          <w:lang w:val="es-MX"/>
+        </w:rPr>
+      </w:pPr>
+      <w:r>
+        <w:rPr>
+          <w:lang w:val="es-MX"/>
+        </w:rPr>
+        <w:t xml:space="preserve">Anotar el folio de la factura en la parte inferior del formato </w:t>
+      </w:r>
+      <w:r>
+        <w:rPr>
+          <w:lang w:val="es-MX"/>
+        </w:rPr>
+        <w:t xml:space="preserve">de pago en </w:t>
+      </w:r>
+      <w:r>
+        <w:rPr>
+          <w:lang w:val="es-MX"/>
+        </w:rPr>
+        <w:t>físico</w:t>
+      </w:r>
+      <w:r>
+        <w:rPr>
+          <w:lang w:val="es-MX"/>
+        </w:rPr>
+        <w:t xml:space="preserve">, anexar el comprobante de pago, o ticket de pago, proporcionado por el </w:t>
+      </w:r>
+      <w:proofErr w:type="gramStart"/>
+      <w:r>
+        <w:rPr>
+          <w:lang w:val="es-MX"/>
+        </w:rPr>
+        <w:t>Director</w:t>
+      </w:r>
+      <w:proofErr w:type="gramEnd"/>
+      <w:r>
+        <w:rPr>
+          <w:lang w:val="es-MX"/>
+        </w:rPr>
+        <w:t>.</w:t>
       </w:r>
     </w:p>
     <w:p>
-      <w:r>
-        <w:t>Archivar el formato en físico en la carpeta 'Bancos (AÑO)', ubicada en el área de archivo, manteniendo el orden cronológico de emisión.</w:t>
+      <w:pPr>
+        <w:pStyle w:val="Listaconnmeros"/>
+        <w:rPr>
+          <w:lang w:val="es-MX"/>
+        </w:rPr>
+      </w:pPr>
+      <w:r>
+        <w:rPr>
+          <w:lang w:val="es-MX"/>
+        </w:rPr>
+        <w:t xml:space="preserve">Archivar el formato en físico en la carpeta 'Bancos (AÑO)', </w:t>
+      </w:r>
+      <w:r>
+        <w:rPr>
+          <w:lang w:val="es-MX"/>
+        </w:rPr>
+        <w:t xml:space="preserve">ubicada en el </w:t>
+      </w:r>
+      <w:r>
+        <w:rPr>
+          <w:lang w:val="es-MX"/>
+        </w:rPr>
+        <w:t>área</w:t>
+      </w:r>
+      <w:r>
+        <w:rPr>
+          <w:lang w:val="es-MX"/>
+        </w:rPr>
+        <w:t xml:space="preserve"> de archivo, </w:t>
+      </w:r>
+      <w:r>
+        <w:rPr>
+          <w:lang w:val="es-MX"/>
+        </w:rPr>
+        <w:t>manteniendo el orde</w:t>
+      </w:r>
+      <w:r>
+        <w:rPr>
+          <w:lang w:val="es-MX"/>
+        </w:rPr>
+        <w:t>n cronológico de emisión.</w:t>
       </w:r>
     </w:p>
     <w:p>
       <w:r>
+        <w:rPr>
+          <w:b/>
+        </w:rPr>
         <w:t>6. Control de registros</w:t>
       </w:r>
     </w:p>
+    <w:tbl>
+      <w:tblPr>
+        <w:tblW w:w="0" w:type="auto"/>
+        <w:tblBorders>
+          <w:top w:val="single" w:sz="4" w:space="0" w:color="auto"/>
+          <w:left w:val="single" w:sz="4" w:space="0" w:color="auto"/>
+          <w:bottom w:val="single" w:sz="4" w:space="0" w:color="auto"/>
+          <w:right w:val="single" w:sz="4" w:space="0" w:color="auto"/>
+          <w:insideH w:val="single" w:sz="4" w:space="0" w:color="auto"/>
+          <w:insideV w:val="single" w:sz="4" w:space="0" w:color="auto"/>
+        </w:tblBorders>
+        <w:tblLook w:val="04A0" w:firstRow="1" w:lastRow="0" w:firstColumn="1" w:lastColumn="0" w:noHBand="0" w:noVBand="1"/>
+      </w:tblPr>
+      <w:tblGrid>
+        <w:gridCol w:w="2160"/>
+        <w:gridCol w:w="2160"/>
+        <w:gridCol w:w="2160"/>
+        <w:gridCol w:w="2160"/>
+      </w:tblGrid>
+      <w:tr>
+        <w:tc>
+          <w:tcPr>
+            <w:tcW w:w="2160" w:type="dxa"/>
+          </w:tcPr>
+          <w:p>
+            <w:r>
+              <w:t>Documento</w:t>
+            </w:r>
+          </w:p>
+        </w:tc>
+        <w:tc>
+          <w:tcPr>
+            <w:tcW w:w="2160" w:type="dxa"/>
+          </w:tcPr>
+          <w:p>
+            <w:r>
+              <w:t>Responsable</w:t>
+            </w:r>
+          </w:p>
+        </w:tc>
+        <w:tc>
+          <w:tcPr>
+            <w:tcW w:w="2160" w:type="dxa"/>
+          </w:tcPr>
+          <w:p>
+            <w:r>
+              <w:t>Medio</w:t>
+            </w:r>
+          </w:p>
+        </w:tc>
+        <w:tc>
+          <w:tcPr>
+            <w:tcW w:w="2160" w:type="dxa"/>
+          </w:tcPr>
+          <w:p>
+            <w:r>
+              <w:t>Conservación</w:t>
+            </w:r>
+          </w:p>
+        </w:tc>
+      </w:tr>
+      <w:tr>
+        <w:tc>
+          <w:tcPr>
+            <w:tcW w:w="2160" w:type="dxa"/>
+          </w:tcPr>
+          <w:p>
+            <w:r>
+              <w:t>Factura del ISN</w:t>
+            </w:r>
+          </w:p>
+        </w:tc>
+        <w:tc>
+          <w:tcPr>
+            <w:tcW w:w="2160" w:type="dxa"/>
+          </w:tcPr>
+          <w:p>
+            <w:proofErr w:type="spellStart"/>
+            <w:r>
+              <w:t>Gerente</w:t>
+            </w:r>
+            <w:proofErr w:type="spellEnd"/>
+            <w:r>
+              <w:t xml:space="preserve"> de </w:t>
+            </w:r>
+            <w:proofErr w:type="spellStart"/>
+            <w:r>
+              <w:t>Cobranza</w:t>
+            </w:r>
+            <w:proofErr w:type="spellEnd"/>
+          </w:p>
+        </w:tc>
+        <w:tc>
+          <w:tcPr>
+            <w:tcW w:w="2160" w:type="dxa"/>
+          </w:tcPr>
+          <w:p>
+            <w:r>
+              <w:t>Digital / Físico</w:t>
+            </w:r>
+          </w:p>
+        </w:tc>
+        <w:tc>
+          <w:tcPr>
+            <w:tcW w:w="2160" w:type="dxa"/>
+          </w:tcPr>
+          <w:p>
+            <w:r>
+              <w:t>Permanente</w:t>
+            </w:r>
+          </w:p>
+        </w:tc>
+      </w:tr>
+    </w:tbl>
+    <w:p/>
     <w:sectPr>
       <w:headerReference w:type="even" r:id="rId9"/>
       <w:headerReference w:type="default" r:id="rId10"/>
@@ -1208,7 +2065,7 @@
             <w:t>FECHA</w:t>
           </w:r>
           <w:r>
-            <w:t>: 29/10/2025</w:t>
+            <w:t>: 28/05/2026</w:t>
           </w:r>
         </w:p>
       </w:tc>
